--- a/docs/交警手势识别功能与前端对接报告.docx
+++ b/docs/交警手势识别功能与前端对接报告.docx
@@ -481,7 +481,7 @@
           <w:color w:val="404040"/>
           <w:sz w:val="19"/>
         </w:rPr>
-        <w:t>backend/server.py</w:t>
+        <w:t>backend/app/api/v1/police_gesture.py</w:t>
       </w:r>
     </w:p>
     <w:p/>
@@ -4252,7 +4252,7 @@
           <w:color w:val="404040"/>
           <w:sz w:val="19"/>
         </w:rPr>
-        <w:t>python server.py</w:t>
+        <w:t>uvicorn app.main:app --host 0.0.0.0 --port 8000 --reload</w:t>
       </w:r>
     </w:p>
     <w:p/>
